--- a/projects/valuepickr-open-screen/docs/Muthoot Microfin Ltd.docx
+++ b/projects/valuepickr-open-screen/docs/Muthoot Microfin Ltd.docx
@@ -1878,7 +1878,7 @@
         <w:spacing w:after="120" w:before="280"/>
       </w:pPr>
       <w:r>
-        <w:t xml:space="preserve">Ishmohit-Lens Checks (value chain · earnings quality · growth trajectory · management · global-signal check)</w:t>
+        <w:t xml:space="preserve">Ishmohit-Lens Checks (value chain · earnings quality · growth trajectory · management · quality metrics · track record · global-signal check)</w:t>
       </w:r>
     </w:p>
     <w:p>
@@ -2331,6 +2331,33 @@
                 <w:b/>
                 <w:bCs/>
               </w:rPr>
+              <w:t xml:space="preserve">Shareholder returns</w:t>
+            </w:r>
+          </w:p>
+        </w:tc>
+        <w:tc>
+          <w:tcPr>
+            <w:tcW w:type="dxa" w:w="5800"/>
+          </w:tcPr>
+          <w:p>
+            <w:r>
+              <w:t xml:space="preserve">—</w:t>
+            </w:r>
+          </w:p>
+        </w:tc>
+      </w:tr>
+      <w:tr>
+        <w:tc>
+          <w:tcPr>
+            <w:tcW w:type="dxa" w:w="3200"/>
+            <w:shd w:fill="F2F2F2" w:val="clear"/>
+          </w:tcPr>
+          <w:p>
+            <w:r>
+              <w:rPr>
+                <w:b/>
+                <w:bCs/>
+              </w:rPr>
               <w:t xml:space="preserve">Capability ladder / VAP</w:t>
             </w:r>
           </w:p>
@@ -2347,6 +2374,233 @@
         </w:tc>
       </w:tr>
     </w:tbl>
+    <w:p>
+      <w:pPr>
+        <w:spacing w:after="120"/>
+      </w:pPr>
+      <w:r>
+        <w:rPr>
+          <w:b/>
+          <w:bCs/>
+          <w:sz w:val="20"/>
+          <w:szCs w:val="20"/>
+        </w:rPr>
+        <w:t xml:space="preserve">Quality metrics (ROCE · debt · FCF · margin · capex):</w:t>
+      </w:r>
+    </w:p>
+    <w:tbl>
+      <w:tblPr>
+        <w:tblW w:type="dxa" w:w="9000"/>
+        <w:tblBorders>
+          <w:top w:val="single" w:color="auto" w:sz="4"/>
+          <w:left w:val="single" w:color="auto" w:sz="4"/>
+          <w:bottom w:val="single" w:color="auto" w:sz="4"/>
+          <w:right w:val="single" w:color="auto" w:sz="4"/>
+          <w:insideH w:val="single" w:color="auto" w:sz="4"/>
+          <w:insideV w:val="single" w:color="auto" w:sz="4"/>
+        </w:tblBorders>
+      </w:tblPr>
+      <w:tblGrid>
+        <w:gridCol w:w="3200"/>
+        <w:gridCol w:w="5800"/>
+      </w:tblGrid>
+      <w:tr>
+        <w:tc>
+          <w:tcPr>
+            <w:tcW w:type="dxa" w:w="3200"/>
+            <w:shd w:fill="F2F2F2" w:val="clear"/>
+          </w:tcPr>
+          <w:p>
+            <w:r>
+              <w:rPr>
+                <w:b/>
+                <w:bCs/>
+              </w:rPr>
+              <w:t xml:space="preserve">Assessment</w:t>
+            </w:r>
+          </w:p>
+        </w:tc>
+        <w:tc>
+          <w:tcPr>
+            <w:tcW w:type="dxa" w:w="5800"/>
+          </w:tcPr>
+          <w:p>
+            <w:r>
+              <w:t xml:space="preserve">neutral</w:t>
+            </w:r>
+          </w:p>
+        </w:tc>
+      </w:tr>
+      <w:tr>
+        <w:tc>
+          <w:tcPr>
+            <w:tcW w:type="dxa" w:w="3200"/>
+            <w:shd w:fill="F2F2F2" w:val="clear"/>
+          </w:tcPr>
+          <w:p>
+            <w:r>
+              <w:rPr>
+                <w:b/>
+                <w:bCs/>
+              </w:rPr>
+              <w:t xml:space="preserve">ROCE</w:t>
+            </w:r>
+          </w:p>
+        </w:tc>
+        <w:tc>
+          <w:tcPr>
+            <w:tcW w:type="dxa" w:w="5800"/>
+          </w:tcPr>
+          <w:p>
+            <w:r>
+              <w:t xml:space="preserve">9.31% (improving)</w:t>
+            </w:r>
+          </w:p>
+        </w:tc>
+      </w:tr>
+      <w:tr>
+        <w:tc>
+          <w:tcPr>
+            <w:tcW w:type="dxa" w:w="3200"/>
+            <w:shd w:fill="F2F2F2" w:val="clear"/>
+          </w:tcPr>
+          <w:p>
+            <w:r>
+              <w:rPr>
+                <w:b/>
+                <w:bCs/>
+              </w:rPr>
+              <w:t xml:space="preserve">Leverage</w:t>
+            </w:r>
+          </w:p>
+        </w:tc>
+        <w:tc>
+          <w:tcPr>
+            <w:tcW w:type="dxa" w:w="5800"/>
+          </w:tcPr>
+          <w:p>
+            <w:r>
+              <w:t xml:space="preserve">—</w:t>
+            </w:r>
+          </w:p>
+        </w:tc>
+      </w:tr>
+      <w:tr>
+        <w:tc>
+          <w:tcPr>
+            <w:tcW w:type="dxa" w:w="3200"/>
+            <w:shd w:fill="F2F2F2" w:val="clear"/>
+          </w:tcPr>
+          <w:p>
+            <w:r>
+              <w:rPr>
+                <w:b/>
+                <w:bCs/>
+              </w:rPr>
+              <w:t xml:space="preserve">FCF conversion</w:t>
+            </w:r>
+          </w:p>
+        </w:tc>
+        <w:tc>
+          <w:tcPr>
+            <w:tcW w:type="dxa" w:w="5800"/>
+          </w:tcPr>
+          <w:p>
+            <w:r>
+              <w:t xml:space="preserve">—</w:t>
+            </w:r>
+          </w:p>
+        </w:tc>
+      </w:tr>
+      <w:tr>
+        <w:tc>
+          <w:tcPr>
+            <w:tcW w:type="dxa" w:w="3200"/>
+            <w:shd w:fill="F2F2F2" w:val="clear"/>
+          </w:tcPr>
+          <w:p>
+            <w:r>
+              <w:rPr>
+                <w:b/>
+                <w:bCs/>
+              </w:rPr>
+              <w:t xml:space="preserve">Margin trend</w:t>
+            </w:r>
+          </w:p>
+        </w:tc>
+        <w:tc>
+          <w:tcPr>
+            <w:tcW w:type="dxa" w:w="5800"/>
+          </w:tcPr>
+          <w:p>
+            <w:r>
+              <w:t xml:space="preserve">expanding</w:t>
+            </w:r>
+          </w:p>
+        </w:tc>
+      </w:tr>
+      <w:tr>
+        <w:tc>
+          <w:tcPr>
+            <w:tcW w:type="dxa" w:w="3200"/>
+            <w:shd w:fill="F2F2F2" w:val="clear"/>
+          </w:tcPr>
+          <w:p>
+            <w:r>
+              <w:rPr>
+                <w:b/>
+                <w:bCs/>
+              </w:rPr>
+              <w:t xml:space="preserve">Capex efficiency</w:t>
+            </w:r>
+          </w:p>
+        </w:tc>
+        <w:tc>
+          <w:tcPr>
+            <w:tcW w:type="dxa" w:w="5800"/>
+          </w:tcPr>
+          <w:p>
+            <w:r>
+              <w:t xml:space="preserve">neutral</w:t>
+            </w:r>
+          </w:p>
+        </w:tc>
+      </w:tr>
+    </w:tbl>
+    <w:p>
+      <w:pPr>
+        <w:spacing w:after="60" w:before="120"/>
+      </w:pPr>
+      <w:r>
+        <w:rPr>
+          <w:b/>
+          <w:bCs/>
+          <w:sz w:val="20"/>
+          <w:szCs w:val="20"/>
+        </w:rPr>
+        <w:t xml:space="preserve">Track record (Coffee Can persistence check): </w:t>
+      </w:r>
+      <w:r>
+        <w:rPr>
+          <w:sz w:val="20"/>
+          <w:szCs w:val="20"/>
+        </w:rPr>
+        <w:t xml:space="preserve">cleared revenue growth ≥10% AND ROCE ≥15% in 1 of the last 3 years (consistency_score 33)</w:t>
+      </w:r>
+    </w:p>
+    <w:p>
+      <w:pPr>
+        <w:spacing w:after="120"/>
+      </w:pPr>
+      <w:r>
+        <w:rPr>
+          <w:color w:val="666666"/>
+          <w:sz w:val="18"/>
+          <w:szCs w:val="18"/>
+        </w:rPr>
+        <w:t xml:space="preserve">NBFC-MFI -- profitability leg on ROE. Of the years with verifiable ROE on screener (FY24-FY26), only FY24 (+14% revenue / ROE 20%) cleared both bars; FY25 was a sector-downcycle loss year (ROE -8%), and FY26 recovery ROE was only ~6%. Pre-FY24 ROE not captured this pass. Asset quality is improving (GNPA 3.70%, credit cost 2.6% falling, CE ~98%, AA- upgrade) and FY27 guided ROE ~18% is prospective.</w:t>
+      </w:r>
+    </w:p>
     <w:p>
       <w:pPr>
         <w:pStyle w:val="Heading1"/>
@@ -2652,6 +2906,34 @@
           <w:szCs w:val="24"/>
         </w:rPr>
         <w:t xml:space="preserve">neither</w:t>
+      </w:r>
+    </w:p>
+    <w:p>
+      <w:pPr>
+        <w:spacing w:after="120"/>
+      </w:pPr>
+      <w:r>
+        <w:rPr>
+          <w:color w:val="666666"/>
+          <w:sz w:val="20"/>
+          <w:szCs w:val="20"/>
+        </w:rPr>
+        <w:t xml:space="preserve">4-box gate — tailwind: weak · TAM: no · moat: weak · valuation: yes  (score 2 / 4)</w:t>
+      </w:r>
+    </w:p>
+    <w:p>
+      <w:pPr>
+        <w:spacing w:after="120"/>
+      </w:pPr>
+      <w:r>
+        <w:rPr>
+          <w:i/>
+          <w:iCs/>
+          <w:color w:val="666666"/>
+          <w:sz w:val="20"/>
+          <w:szCs w:val="20"/>
+        </w:rPr>
+        <w:t xml:space="preserve">Bank pullback from MFI lending is 'real but incremental, not transformational' per verdict_reasoning — tailwind weak; explicit arithmetic (Vision 3030 caps AUM at ~2.1x by 2030) rules out tam; gold co-lending/MSME diversification reduces cyclicality but is an intra-group RPT arrangement, not a strong moat — weak; trades near IPO price at trough ROE with a guidance raise and rating upgrade — real valuation upside, yes.</w:t>
       </w:r>
     </w:p>
     <w:p>
